--- a/_materials/docs/out/Счёт № 1547 от 15.08.2026 (82 258,06).docx
+++ b/_materials/docs/out/Счёт № 1547 от 15.08.2026 (82 258,06).docx
@@ -571,7 +571,7 @@
           <w:i/>
           <w:sz w:val="18"/>
         </w:rPr>
-        <w:t>Оплата настоящего счёта означает согласие с условиями договора, указанного в основании.</w:t>
+        <w:t>Оплата настоящего счёта означает согласие с условиями договора, указанного в основании. Порядок оплаты — согласно п. 3.2 договора: двумя равными платежами (первый — в течение 5 рабочих дней с даты счёта, второй — не позднее 15-го числа расчётного месяца); счёт за неполный месяц — единовременно.</w:t>
       </w:r>
     </w:p>
     <w:p>
